--- a/Hotel/Resources/ClientProfile.docx
+++ b/Hotel/Resources/ClientProfile.docx
@@ -25,17 +25,19 @@
         <w:gridCol w:w="1053"/>
         <w:gridCol w:w="499"/>
         <w:gridCol w:w="173"/>
-        <w:gridCol w:w="453"/>
-        <w:gridCol w:w="232"/>
-        <w:gridCol w:w="142"/>
-        <w:gridCol w:w="43"/>
-        <w:gridCol w:w="661"/>
-        <w:gridCol w:w="560"/>
-        <w:gridCol w:w="574"/>
-        <w:gridCol w:w="309"/>
-        <w:gridCol w:w="2636"/>
+        <w:gridCol w:w="685"/>
+        <w:gridCol w:w="846"/>
+        <w:gridCol w:w="262"/>
+        <w:gridCol w:w="1181"/>
+        <w:gridCol w:w="593"/>
+        <w:gridCol w:w="2043"/>
+        <w:gridCol w:w="10"/>
       </w:tblGrid>
       <w:tr>
+        <w:trPr>
+          <w:gridAfter w:val="1"/>
+          <w:wAfter w:w="10" w:type="dxa"/>
+        </w:trPr>
         <w:tc>
           <w:tcPr>
             <w:tcW w:w="1725" w:type="dxa"/>
@@ -67,7 +69,7 @@
         <w:tc>
           <w:tcPr>
             <w:tcW w:w="5610" w:type="dxa"/>
-            <w:gridSpan w:val="9"/>
+            <w:gridSpan w:val="6"/>
             <w:tcBorders>
               <w:top w:val="nil"/>
               <w:left w:val="nil"/>
@@ -85,36 +87,24 @@
                 <w:lang w:val="en-US"/>
               </w:rPr>
             </w:pPr>
+            <w:proofErr w:type="spellStart"/>
             <w:r>
               <w:rPr>
                 <w:sz w:val="32"/>
                 <w:szCs w:val="32"/>
                 <w:lang w:val="en-US"/>
               </w:rPr>
-              <w:t>{</w:t>
-            </w:r>
-            <w:proofErr w:type="spellStart"/>
-            <w:r>
-              <w:rPr>
-                <w:sz w:val="32"/>
-                <w:szCs w:val="32"/>
-                <w:lang w:val="en-US"/>
-              </w:rPr>
               <w:t>LastName</w:t>
             </w:r>
             <w:proofErr w:type="spellEnd"/>
-            <w:r>
-              <w:rPr>
-                <w:sz w:val="32"/>
-                <w:szCs w:val="32"/>
-                <w:lang w:val="en-US"/>
-              </w:rPr>
-              <w:t>}</w:t>
-            </w:r>
           </w:p>
         </w:tc>
       </w:tr>
       <w:tr>
+        <w:trPr>
+          <w:gridAfter w:val="1"/>
+          <w:wAfter w:w="10" w:type="dxa"/>
+        </w:trPr>
         <w:tc>
           <w:tcPr>
             <w:tcW w:w="1053" w:type="dxa"/>
@@ -145,7 +135,7 @@
         <w:tc>
           <w:tcPr>
             <w:tcW w:w="2203" w:type="dxa"/>
-            <w:gridSpan w:val="7"/>
+            <w:gridSpan w:val="4"/>
             <w:tcBorders>
               <w:top w:val="nil"/>
               <w:left w:val="nil"/>
@@ -169,14 +159,14 @@
                 <w:szCs w:val="32"/>
                 <w:lang w:val="en-US"/>
               </w:rPr>
-              <w:t>{FirstName}</w:t>
+              <w:t>FirstName</w:t>
             </w:r>
           </w:p>
         </w:tc>
         <w:tc>
           <w:tcPr>
             <w:tcW w:w="1443" w:type="dxa"/>
-            <w:gridSpan w:val="3"/>
+            <w:gridSpan w:val="2"/>
             <w:tcBorders>
               <w:top w:val="nil"/>
               <w:left w:val="nil"/>
@@ -204,6 +194,7 @@
         <w:tc>
           <w:tcPr>
             <w:tcW w:w="2636" w:type="dxa"/>
+            <w:gridSpan w:val="2"/>
             <w:tcBorders>
               <w:top w:val="nil"/>
               <w:left w:val="nil"/>
@@ -221,40 +212,28 @@
                 <w:lang w:val="en-US"/>
               </w:rPr>
             </w:pPr>
+            <w:proofErr w:type="spellStart"/>
             <w:r>
               <w:rPr>
                 <w:sz w:val="32"/>
                 <w:szCs w:val="32"/>
                 <w:lang w:val="en-US"/>
               </w:rPr>
-              <w:t>{</w:t>
-            </w:r>
-            <w:proofErr w:type="spellStart"/>
-            <w:r>
-              <w:rPr>
-                <w:sz w:val="32"/>
-                <w:szCs w:val="32"/>
-                <w:lang w:val="en-US"/>
-              </w:rPr>
               <w:t>MiddleNamw</w:t>
             </w:r>
             <w:proofErr w:type="spellEnd"/>
-            <w:r>
-              <w:rPr>
-                <w:sz w:val="32"/>
-                <w:szCs w:val="32"/>
-                <w:lang w:val="en-US"/>
-              </w:rPr>
-              <w:t>}</w:t>
-            </w:r>
           </w:p>
         </w:tc>
       </w:tr>
       <w:tr>
+        <w:trPr>
+          <w:gridAfter w:val="1"/>
+          <w:wAfter w:w="10" w:type="dxa"/>
+        </w:trPr>
         <w:tc>
           <w:tcPr>
             <w:tcW w:w="2410" w:type="dxa"/>
-            <w:gridSpan w:val="5"/>
+            <w:gridSpan w:val="4"/>
             <w:tcBorders>
               <w:top w:val="nil"/>
               <w:left w:val="nil"/>
@@ -282,7 +261,7 @@
         <w:tc>
           <w:tcPr>
             <w:tcW w:w="4925" w:type="dxa"/>
-            <w:gridSpan w:val="7"/>
+            <w:gridSpan w:val="5"/>
             <w:tcBorders>
               <w:top w:val="nil"/>
               <w:left w:val="nil"/>
@@ -299,32 +278,16 @@
                 <w:szCs w:val="32"/>
               </w:rPr>
             </w:pPr>
+            <w:proofErr w:type="spellStart"/>
             <w:r>
               <w:rPr>
                 <w:sz w:val="32"/>
                 <w:szCs w:val="32"/>
                 <w:lang w:val="en-US"/>
               </w:rPr>
-              <w:t>{</w:t>
-            </w:r>
-            <w:proofErr w:type="spellStart"/>
-            <w:r>
-              <w:rPr>
-                <w:sz w:val="32"/>
-                <w:szCs w:val="32"/>
-                <w:lang w:val="en-US"/>
-              </w:rPr>
               <w:t>BirthDate</w:t>
             </w:r>
             <w:proofErr w:type="spellEnd"/>
-            <w:r>
-              <w:rPr>
-                <w:sz w:val="32"/>
-                <w:szCs w:val="32"/>
-                <w:lang w:val="en-US"/>
-              </w:rPr>
-              <w:t>}</w:t>
-            </w:r>
             <w:r>
               <w:rPr>
                 <w:sz w:val="32"/>
@@ -336,6 +299,10 @@
         </w:tc>
       </w:tr>
       <w:tr>
+        <w:trPr>
+          <w:gridAfter w:val="1"/>
+          <w:wAfter w:w="10" w:type="dxa"/>
+        </w:trPr>
         <w:tc>
           <w:tcPr>
             <w:tcW w:w="1552" w:type="dxa"/>
@@ -367,7 +334,7 @@
         <w:tc>
           <w:tcPr>
             <w:tcW w:w="5783" w:type="dxa"/>
-            <w:gridSpan w:val="10"/>
+            <w:gridSpan w:val="7"/>
             <w:tcBorders>
               <w:top w:val="nil"/>
               <w:left w:val="nil"/>
@@ -385,36 +352,24 @@
                 <w:lang w:val="en-US"/>
               </w:rPr>
             </w:pPr>
+            <w:proofErr w:type="spellStart"/>
             <w:r>
               <w:rPr>
                 <w:sz w:val="32"/>
                 <w:szCs w:val="32"/>
                 <w:lang w:val="en-US"/>
               </w:rPr>
-              <w:t>{</w:t>
-            </w:r>
-            <w:proofErr w:type="spellStart"/>
-            <w:r>
-              <w:rPr>
-                <w:sz w:val="32"/>
-                <w:szCs w:val="32"/>
-                <w:lang w:val="en-US"/>
-              </w:rPr>
               <w:t>PhoneNumber</w:t>
             </w:r>
             <w:proofErr w:type="spellEnd"/>
-            <w:r>
-              <w:rPr>
-                <w:sz w:val="32"/>
-                <w:szCs w:val="32"/>
-                <w:lang w:val="en-US"/>
-              </w:rPr>
-              <w:t>}</w:t>
-            </w:r>
           </w:p>
         </w:tc>
       </w:tr>
       <w:tr>
+        <w:trPr>
+          <w:gridAfter w:val="1"/>
+          <w:wAfter w:w="10" w:type="dxa"/>
+        </w:trPr>
         <w:tc>
           <w:tcPr>
             <w:tcW w:w="1552" w:type="dxa"/>
@@ -446,7 +401,7 @@
         <w:tc>
           <w:tcPr>
             <w:tcW w:w="5783" w:type="dxa"/>
-            <w:gridSpan w:val="10"/>
+            <w:gridSpan w:val="7"/>
             <w:tcBorders>
               <w:top w:val="single" w:sz="4" w:space="0" w:color="auto"/>
               <w:left w:val="nil"/>
@@ -470,22 +425,26 @@
                 <w:szCs w:val="32"/>
                 <w:lang w:val="en-US"/>
               </w:rPr>
-              <w:t>{Email}</w:t>
+              <w:t>Email</w:t>
             </w:r>
           </w:p>
         </w:tc>
       </w:tr>
       <w:tr>
+        <w:tblPrEx>
+          <w:tblBorders>
+            <w:top w:val="none" w:sz="0" w:space="0" w:color="auto"/>
+            <w:left w:val="none" w:sz="0" w:space="0" w:color="auto"/>
+            <w:bottom w:val="none" w:sz="0" w:space="0" w:color="auto"/>
+            <w:right w:val="none" w:sz="0" w:space="0" w:color="auto"/>
+            <w:insideH w:val="none" w:sz="0" w:space="0" w:color="auto"/>
+            <w:insideV w:val="none" w:sz="0" w:space="0" w:color="auto"/>
+          </w:tblBorders>
+        </w:tblPrEx>
         <w:tc>
           <w:tcPr>
-            <w:tcW w:w="1552" w:type="dxa"/>
-            <w:gridSpan w:val="2"/>
-            <w:tcBorders>
-              <w:top w:val="nil"/>
-              <w:left w:val="nil"/>
-              <w:bottom w:val="nil"/>
-              <w:right w:val="nil"/>
-            </w:tcBorders>
+            <w:tcW w:w="3518" w:type="dxa"/>
+            <w:gridSpan w:val="6"/>
             <w:vAlign w:val="center"/>
           </w:tcPr>
           <w:p>
@@ -500,27 +459,14 @@
                 <w:sz w:val="32"/>
                 <w:szCs w:val="32"/>
               </w:rPr>
-              <w:t>Паспорт</w:t>
-            </w:r>
-            <w:r>
-              <w:rPr>
-                <w:sz w:val="32"/>
-                <w:szCs w:val="32"/>
-              </w:rPr>
-              <w:t>:</w:t>
+              <w:t>В гостинице «Космос»</w:t>
             </w:r>
           </w:p>
         </w:tc>
         <w:tc>
           <w:tcPr>
-            <w:tcW w:w="1043" w:type="dxa"/>
-            <w:gridSpan w:val="5"/>
-            <w:tcBorders>
-              <w:top w:val="single" w:sz="4" w:space="0" w:color="auto"/>
-              <w:left w:val="nil"/>
-              <w:bottom w:val="nil"/>
-              <w:right w:val="nil"/>
-            </w:tcBorders>
+            <w:tcW w:w="1774" w:type="dxa"/>
+            <w:gridSpan w:val="2"/>
             <w:vAlign w:val="center"/>
           </w:tcPr>
           <w:p>
@@ -535,467 +481,14 @@
                 <w:sz w:val="32"/>
                 <w:szCs w:val="32"/>
               </w:rPr>
-              <w:t>С</w:t>
-            </w:r>
-            <w:r>
-              <w:rPr>
-                <w:sz w:val="32"/>
-                <w:szCs w:val="32"/>
-              </w:rPr>
-              <w:t>ерия</w:t>
+              <w:t>комн.</w:t>
             </w:r>
           </w:p>
         </w:tc>
         <w:tc>
           <w:tcPr>
-            <w:tcW w:w="1221" w:type="dxa"/>
+            <w:tcW w:w="2053" w:type="dxa"/>
             <w:gridSpan w:val="2"/>
-            <w:tcBorders>
-              <w:top w:val="single" w:sz="4" w:space="0" w:color="auto"/>
-              <w:left w:val="nil"/>
-              <w:bottom w:val="single" w:sz="4" w:space="0" w:color="auto"/>
-              <w:right w:val="nil"/>
-            </w:tcBorders>
-            <w:vAlign w:val="center"/>
-          </w:tcPr>
-          <w:p>
-            <w:pPr>
-              <w:jc w:val="center"/>
-              <w:rPr>
-                <w:sz w:val="32"/>
-                <w:szCs w:val="32"/>
-                <w:lang w:val="en-US"/>
-              </w:rPr>
-            </w:pPr>
-            <w:r>
-              <w:rPr>
-                <w:sz w:val="32"/>
-                <w:szCs w:val="32"/>
-                <w:lang w:val="en-US"/>
-              </w:rPr>
-              <w:t>{</w:t>
-            </w:r>
-            <w:r>
-              <w:rPr>
-                <w:sz w:val="32"/>
-                <w:szCs w:val="32"/>
-                <w:lang w:val="en-US"/>
-              </w:rPr>
-              <w:t>Series</w:t>
-            </w:r>
-            <w:r>
-              <w:rPr>
-                <w:sz w:val="32"/>
-                <w:szCs w:val="32"/>
-                <w:lang w:val="en-US"/>
-              </w:rPr>
-              <w:t>}</w:t>
-            </w:r>
-          </w:p>
-        </w:tc>
-        <w:tc>
-          <w:tcPr>
-            <w:tcW w:w="574" w:type="dxa"/>
-            <w:tcBorders>
-              <w:top w:val="nil"/>
-              <w:left w:val="nil"/>
-              <w:bottom w:val="nil"/>
-              <w:right w:val="nil"/>
-            </w:tcBorders>
-            <w:vAlign w:val="center"/>
-          </w:tcPr>
-          <w:p>
-            <w:pPr>
-              <w:rPr>
-                <w:sz w:val="32"/>
-                <w:szCs w:val="32"/>
-              </w:rPr>
-            </w:pPr>
-            <w:r>
-              <w:rPr>
-                <w:sz w:val="32"/>
-                <w:szCs w:val="32"/>
-              </w:rPr>
-              <w:t>№</w:t>
-            </w:r>
-          </w:p>
-        </w:tc>
-        <w:tc>
-          <w:tcPr>
-            <w:tcW w:w="2945" w:type="dxa"/>
-            <w:gridSpan w:val="2"/>
-            <w:tcBorders>
-              <w:top w:val="single" w:sz="4" w:space="0" w:color="auto"/>
-              <w:left w:val="nil"/>
-              <w:bottom w:val="single" w:sz="4" w:space="0" w:color="auto"/>
-              <w:right w:val="nil"/>
-            </w:tcBorders>
-            <w:vAlign w:val="center"/>
-          </w:tcPr>
-          <w:p>
-            <w:pPr>
-              <w:jc w:val="center"/>
-              <w:rPr>
-                <w:sz w:val="32"/>
-                <w:szCs w:val="32"/>
-                <w:lang w:val="en-US"/>
-              </w:rPr>
-            </w:pPr>
-            <w:r>
-              <w:rPr>
-                <w:sz w:val="32"/>
-                <w:szCs w:val="32"/>
-                <w:lang w:val="en-US"/>
-              </w:rPr>
-              <w:t>{Number}</w:t>
-            </w:r>
-          </w:p>
-        </w:tc>
-      </w:tr>
-      <w:tr>
-        <w:tc>
-          <w:tcPr>
-            <w:tcW w:w="2552" w:type="dxa"/>
-            <w:gridSpan w:val="6"/>
-            <w:tcBorders>
-              <w:top w:val="nil"/>
-              <w:left w:val="nil"/>
-              <w:bottom w:val="nil"/>
-              <w:right w:val="nil"/>
-            </w:tcBorders>
-            <w:vAlign w:val="center"/>
-          </w:tcPr>
-          <w:p>
-            <w:pPr>
-              <w:rPr>
-                <w:sz w:val="32"/>
-                <w:szCs w:val="32"/>
-              </w:rPr>
-            </w:pPr>
-            <w:r>
-              <w:rPr>
-                <w:sz w:val="32"/>
-                <w:szCs w:val="32"/>
-              </w:rPr>
-              <w:t>Свидетельство о</w:t>
-            </w:r>
-          </w:p>
-          <w:p>
-            <w:pPr>
-              <w:jc w:val="center"/>
-              <w:rPr>
-                <w:sz w:val="32"/>
-                <w:szCs w:val="32"/>
-              </w:rPr>
-            </w:pPr>
-            <w:r>
-              <w:rPr>
-                <w:sz w:val="32"/>
-                <w:szCs w:val="32"/>
-              </w:rPr>
-              <w:t>рождении</w:t>
-            </w:r>
-            <w:r>
-              <w:rPr>
-                <w:sz w:val="32"/>
-                <w:szCs w:val="32"/>
-              </w:rPr>
-              <w:t>:</w:t>
-            </w:r>
-          </w:p>
-        </w:tc>
-        <w:tc>
-          <w:tcPr>
-            <w:tcW w:w="4783" w:type="dxa"/>
-            <w:gridSpan w:val="6"/>
-            <w:tcBorders>
-              <w:top w:val="nil"/>
-              <w:left w:val="nil"/>
-              <w:bottom w:val="single" w:sz="4" w:space="0" w:color="auto"/>
-              <w:right w:val="nil"/>
-            </w:tcBorders>
-            <w:vAlign w:val="center"/>
-          </w:tcPr>
-          <w:p>
-            <w:pPr>
-              <w:jc w:val="center"/>
-              <w:rPr>
-                <w:sz w:val="32"/>
-                <w:szCs w:val="32"/>
-                <w:lang w:val="en-US"/>
-              </w:rPr>
-            </w:pPr>
-            <w:r>
-              <w:rPr>
-                <w:sz w:val="32"/>
-                <w:szCs w:val="32"/>
-                <w:lang w:val="en-US"/>
-              </w:rPr>
-              <w:t>{</w:t>
-            </w:r>
-            <w:proofErr w:type="spellStart"/>
-            <w:r>
-              <w:rPr>
-                <w:sz w:val="32"/>
-                <w:szCs w:val="32"/>
-                <w:lang w:val="en-US"/>
-              </w:rPr>
-              <w:t>RegNumber</w:t>
-            </w:r>
-            <w:proofErr w:type="spellEnd"/>
-            <w:r>
-              <w:rPr>
-                <w:sz w:val="32"/>
-                <w:szCs w:val="32"/>
-                <w:lang w:val="en-US"/>
-              </w:rPr>
-              <w:t>}</w:t>
-            </w:r>
-          </w:p>
-        </w:tc>
-      </w:tr>
-      <w:tr>
-        <w:tc>
-          <w:tcPr>
-            <w:tcW w:w="2178" w:type="dxa"/>
-            <w:gridSpan w:val="4"/>
-            <w:tcBorders>
-              <w:top w:val="nil"/>
-              <w:left w:val="nil"/>
-              <w:bottom w:val="nil"/>
-              <w:right w:val="nil"/>
-            </w:tcBorders>
-            <w:vAlign w:val="center"/>
-          </w:tcPr>
-          <w:p>
-            <w:pPr>
-              <w:rPr>
-                <w:sz w:val="32"/>
-                <w:szCs w:val="32"/>
-              </w:rPr>
-            </w:pPr>
-            <w:r>
-              <w:rPr>
-                <w:sz w:val="32"/>
-                <w:szCs w:val="32"/>
-              </w:rPr>
-              <w:t>Дата выдачи</w:t>
-            </w:r>
-          </w:p>
-        </w:tc>
-        <w:tc>
-          <w:tcPr>
-            <w:tcW w:w="5157" w:type="dxa"/>
-            <w:gridSpan w:val="8"/>
-            <w:tcBorders>
-              <w:top w:val="nil"/>
-              <w:left w:val="nil"/>
-              <w:bottom w:val="single" w:sz="4" w:space="0" w:color="auto"/>
-              <w:right w:val="nil"/>
-            </w:tcBorders>
-            <w:vAlign w:val="center"/>
-          </w:tcPr>
-          <w:p>
-            <w:pPr>
-              <w:jc w:val="center"/>
-              <w:rPr>
-                <w:sz w:val="32"/>
-                <w:szCs w:val="32"/>
-              </w:rPr>
-            </w:pPr>
-            <w:r>
-              <w:rPr>
-                <w:sz w:val="32"/>
-                <w:szCs w:val="32"/>
-                <w:lang w:val="en-US"/>
-              </w:rPr>
-              <w:t>{</w:t>
-            </w:r>
-            <w:proofErr w:type="spellStart"/>
-            <w:r>
-              <w:rPr>
-                <w:sz w:val="32"/>
-                <w:szCs w:val="32"/>
-                <w:lang w:val="en-US"/>
-              </w:rPr>
-              <w:t>IssueDate</w:t>
-            </w:r>
-            <w:proofErr w:type="spellEnd"/>
-            <w:r>
-              <w:rPr>
-                <w:sz w:val="32"/>
-                <w:szCs w:val="32"/>
-                <w:lang w:val="en-US"/>
-              </w:rPr>
-              <w:t>}</w:t>
-            </w:r>
-            <w:r>
-              <w:rPr>
-                <w:sz w:val="32"/>
-                <w:szCs w:val="32"/>
-              </w:rPr>
-              <w:t xml:space="preserve"> г.</w:t>
-            </w:r>
-          </w:p>
-        </w:tc>
-      </w:tr>
-      <w:tr>
-        <w:tc>
-          <w:tcPr>
-            <w:tcW w:w="2178" w:type="dxa"/>
-            <w:gridSpan w:val="4"/>
-            <w:tcBorders>
-              <w:top w:val="nil"/>
-              <w:left w:val="nil"/>
-              <w:bottom w:val="nil"/>
-              <w:right w:val="nil"/>
-            </w:tcBorders>
-            <w:vAlign w:val="center"/>
-          </w:tcPr>
-          <w:p>
-            <w:pPr>
-              <w:rPr>
-                <w:sz w:val="32"/>
-                <w:szCs w:val="32"/>
-              </w:rPr>
-            </w:pPr>
-            <w:r>
-              <w:rPr>
-                <w:sz w:val="32"/>
-                <w:szCs w:val="32"/>
-              </w:rPr>
-              <w:t>Кем выдан</w:t>
-            </w:r>
-          </w:p>
-        </w:tc>
-        <w:tc>
-          <w:tcPr>
-            <w:tcW w:w="5157" w:type="dxa"/>
-            <w:gridSpan w:val="8"/>
-            <w:tcBorders>
-              <w:top w:val="single" w:sz="4" w:space="0" w:color="auto"/>
-              <w:left w:val="nil"/>
-              <w:bottom w:val="single" w:sz="4" w:space="0" w:color="auto"/>
-              <w:right w:val="nil"/>
-            </w:tcBorders>
-            <w:vAlign w:val="center"/>
-          </w:tcPr>
-          <w:p>
-            <w:pPr>
-              <w:jc w:val="center"/>
-              <w:rPr>
-                <w:sz w:val="32"/>
-                <w:szCs w:val="32"/>
-                <w:lang w:val="en-US"/>
-              </w:rPr>
-            </w:pPr>
-            <w:r>
-              <w:rPr>
-                <w:sz w:val="32"/>
-                <w:szCs w:val="32"/>
-                <w:lang w:val="en-US"/>
-              </w:rPr>
-              <w:t>{</w:t>
-            </w:r>
-            <w:proofErr w:type="spellStart"/>
-            <w:r>
-              <w:rPr>
-                <w:sz w:val="32"/>
-                <w:szCs w:val="32"/>
-                <w:lang w:val="en-US"/>
-              </w:rPr>
-              <w:t>IssueAuth</w:t>
-            </w:r>
-            <w:proofErr w:type="spellEnd"/>
-            <w:r>
-              <w:rPr>
-                <w:sz w:val="32"/>
-                <w:szCs w:val="32"/>
-                <w:lang w:val="en-US"/>
-              </w:rPr>
-              <w:t>}</w:t>
-            </w:r>
-          </w:p>
-        </w:tc>
-      </w:tr>
-    </w:tbl>
-    <w:p>
-      <w:pPr>
-        <w:rPr>
-          <w:sz w:val="28"/>
-          <w:szCs w:val="28"/>
-        </w:rPr>
-      </w:pPr>
-    </w:p>
-    <w:tbl>
-      <w:tblPr>
-        <w:tblStyle w:val="a7"/>
-        <w:tblW w:w="0" w:type="auto"/>
-        <w:tblBorders>
-          <w:top w:val="none" w:sz="0" w:space="0" w:color="auto"/>
-          <w:left w:val="none" w:sz="0" w:space="0" w:color="auto"/>
-          <w:bottom w:val="none" w:sz="0" w:space="0" w:color="auto"/>
-          <w:right w:val="none" w:sz="0" w:space="0" w:color="auto"/>
-          <w:insideH w:val="none" w:sz="0" w:space="0" w:color="auto"/>
-          <w:insideV w:val="none" w:sz="0" w:space="0" w:color="auto"/>
-        </w:tblBorders>
-        <w:tblCellMar>
-          <w:top w:w="113" w:type="dxa"/>
-          <w:bottom w:w="113" w:type="dxa"/>
-        </w:tblCellMar>
-        <w:tblLook w:val="04A0" w:firstRow="1" w:lastRow="0" w:firstColumn="1" w:lastColumn="0" w:noHBand="0" w:noVBand="1"/>
-      </w:tblPr>
-      <w:tblGrid>
-        <w:gridCol w:w="3375"/>
-        <w:gridCol w:w="1716"/>
-        <w:gridCol w:w="2254"/>
-      </w:tblGrid>
-      <w:tr>
-        <w:tc>
-          <w:tcPr>
-            <w:tcW w:w="3667" w:type="dxa"/>
-            <w:vAlign w:val="center"/>
-          </w:tcPr>
-          <w:p>
-            <w:pPr>
-              <w:rPr>
-                <w:sz w:val="32"/>
-                <w:szCs w:val="32"/>
-              </w:rPr>
-            </w:pPr>
-            <w:r>
-              <w:rPr>
-                <w:sz w:val="32"/>
-                <w:szCs w:val="32"/>
-              </w:rPr>
-              <w:t>В гостинице «Космос»</w:t>
-            </w:r>
-          </w:p>
-        </w:tc>
-        <w:tc>
-          <w:tcPr>
-            <w:tcW w:w="1834" w:type="dxa"/>
-            <w:vAlign w:val="center"/>
-          </w:tcPr>
-          <w:p>
-            <w:pPr>
-              <w:rPr>
-                <w:sz w:val="32"/>
-                <w:szCs w:val="32"/>
-              </w:rPr>
-            </w:pPr>
-            <w:r>
-              <w:rPr>
-                <w:sz w:val="32"/>
-                <w:szCs w:val="32"/>
-              </w:rPr>
-              <w:t>комн.</w:t>
-            </w:r>
-          </w:p>
-        </w:tc>
-        <w:tc>
-          <w:tcPr>
-            <w:tcW w:w="1834" w:type="dxa"/>
             <w:tcBorders>
               <w:bottom w:val="single" w:sz="4" w:space="0" w:color="auto"/>
             </w:tcBorders>
@@ -1010,38 +503,83 @@
                 <w:lang w:val="en-US"/>
               </w:rPr>
             </w:pPr>
+            <w:proofErr w:type="spellStart"/>
             <w:r>
               <w:rPr>
                 <w:sz w:val="32"/>
                 <w:szCs w:val="32"/>
                 <w:lang w:val="en-US"/>
               </w:rPr>
-              <w:t>{</w:t>
-            </w:r>
-            <w:proofErr w:type="spellStart"/>
-            <w:r>
-              <w:rPr>
-                <w:sz w:val="32"/>
-                <w:szCs w:val="32"/>
-                <w:lang w:val="en-US"/>
-              </w:rPr>
               <w:t>RoomNumber</w:t>
             </w:r>
             <w:proofErr w:type="spellEnd"/>
-            <w:r>
-              <w:rPr>
-                <w:sz w:val="32"/>
-                <w:szCs w:val="32"/>
-                <w:lang w:val="en-US"/>
-              </w:rPr>
-              <w:t>}</w:t>
-            </w:r>
           </w:p>
         </w:tc>
       </w:tr>
     </w:tbl>
     <w:p>
       <w:pPr>
+        <w:spacing w:before="160"/>
+        <w:jc w:val="center"/>
+        <w:rPr>
+          <w:b/>
+          <w:bCs/>
+          <w:sz w:val="28"/>
+          <w:szCs w:val="28"/>
+        </w:rPr>
+      </w:pPr>
+    </w:p>
+    <w:p>
+      <w:pPr>
+        <w:spacing w:before="160"/>
+        <w:jc w:val="center"/>
+        <w:rPr>
+          <w:b/>
+          <w:bCs/>
+          <w:sz w:val="28"/>
+          <w:szCs w:val="28"/>
+        </w:rPr>
+      </w:pPr>
+    </w:p>
+    <w:p>
+      <w:pPr>
+        <w:spacing w:before="160"/>
+        <w:jc w:val="center"/>
+        <w:rPr>
+          <w:b/>
+          <w:bCs/>
+          <w:sz w:val="28"/>
+          <w:szCs w:val="28"/>
+        </w:rPr>
+      </w:pPr>
+    </w:p>
+    <w:p>
+      <w:pPr>
+        <w:spacing w:before="160"/>
+        <w:jc w:val="center"/>
+        <w:rPr>
+          <w:b/>
+          <w:bCs/>
+          <w:sz w:val="28"/>
+          <w:szCs w:val="28"/>
+        </w:rPr>
+      </w:pPr>
+    </w:p>
+    <w:p>
+      <w:pPr>
+        <w:spacing w:before="160"/>
+        <w:jc w:val="center"/>
+        <w:rPr>
+          <w:b/>
+          <w:bCs/>
+          <w:sz w:val="28"/>
+          <w:szCs w:val="28"/>
+        </w:rPr>
+      </w:pPr>
+    </w:p>
+    <w:p>
+      <w:pPr>
+        <w:spacing w:before="160"/>
         <w:jc w:val="center"/>
         <w:rPr>
           <w:b/>

--- a/Hotel/Resources/ClientProfile.docx
+++ b/Hotel/Resources/ClientProfile.docx
@@ -219,7 +219,15 @@
                 <w:szCs w:val="32"/>
                 <w:lang w:val="en-US"/>
               </w:rPr>
-              <w:t>MiddleNamw</w:t>
+              <w:t>MiddleNam</w:t>
+            </w:r>
+            <w:r>
+              <w:rPr>
+                <w:sz w:val="32"/>
+                <w:szCs w:val="32"/>
+                <w:lang w:val="en-US"/>
+              </w:rPr>
+              <w:t>e</w:t>
             </w:r>
             <w:proofErr w:type="spellEnd"/>
           </w:p>

--- a/Hotel/Resources/ClientProfile.docx
+++ b/Hotel/Resources/ClientProfile.docx
@@ -87,7 +87,6 @@
                 <w:lang w:val="en-US"/>
               </w:rPr>
             </w:pPr>
-            <w:proofErr w:type="spellStart"/>
             <w:r>
               <w:rPr>
                 <w:sz w:val="32"/>
@@ -96,7 +95,6 @@
               </w:rPr>
               <w:t>LastName</w:t>
             </w:r>
-            <w:proofErr w:type="spellEnd"/>
           </w:p>
         </w:tc>
       </w:tr>
@@ -212,24 +210,14 @@
                 <w:lang w:val="en-US"/>
               </w:rPr>
             </w:pPr>
-            <w:proofErr w:type="spellStart"/>
             <w:r>
               <w:rPr>
                 <w:sz w:val="32"/>
                 <w:szCs w:val="32"/>
                 <w:lang w:val="en-US"/>
               </w:rPr>
-              <w:t>MiddleNam</w:t>
-            </w:r>
-            <w:r>
-              <w:rPr>
-                <w:sz w:val="32"/>
-                <w:szCs w:val="32"/>
-                <w:lang w:val="en-US"/>
-              </w:rPr>
-              <w:t>e</w:t>
-            </w:r>
-            <w:proofErr w:type="spellEnd"/>
+              <w:t>MiddleName</w:t>
+            </w:r>
           </w:p>
         </w:tc>
       </w:tr>
@@ -286,7 +274,6 @@
                 <w:szCs w:val="32"/>
               </w:rPr>
             </w:pPr>
-            <w:proofErr w:type="spellStart"/>
             <w:r>
               <w:rPr>
                 <w:sz w:val="32"/>
@@ -295,7 +282,6 @@
               </w:rPr>
               <w:t>BirthDate</w:t>
             </w:r>
-            <w:proofErr w:type="spellEnd"/>
             <w:r>
               <w:rPr>
                 <w:sz w:val="32"/>
@@ -360,7 +346,6 @@
                 <w:lang w:val="en-US"/>
               </w:rPr>
             </w:pPr>
-            <w:proofErr w:type="spellStart"/>
             <w:r>
               <w:rPr>
                 <w:sz w:val="32"/>
@@ -369,7 +354,6 @@
               </w:rPr>
               <w:t>PhoneNumber</w:t>
             </w:r>
-            <w:proofErr w:type="spellEnd"/>
           </w:p>
         </w:tc>
       </w:tr>
@@ -511,7 +495,6 @@
                 <w:lang w:val="en-US"/>
               </w:rPr>
             </w:pPr>
-            <w:proofErr w:type="spellStart"/>
             <w:r>
               <w:rPr>
                 <w:sz w:val="32"/>
@@ -520,7 +503,6 @@
               </w:rPr>
               <w:t>RoomNumber</w:t>
             </w:r>
-            <w:proofErr w:type="spellEnd"/>
           </w:p>
         </w:tc>
       </w:tr>
